--- a/kp/ugc-80-georgiy/КП_AI_в_кадре_80_рилс_в_месяц.docx
+++ b/kp/ugc-80-georgiy/КП_AI_в_кадре_80_рилс_в_месяц.docx
@@ -211,7 +211,7 @@
                 <w:color w:val="FFFFFF"/>
                 <w:sz w:val="28"/>
               </w:rPr>
-              <w:t>6 000 ₽</w:t>
+              <w:t>5 000 ₽</w:t>
             </w:r>
           </w:p>
           <w:p>
@@ -296,7 +296,7 @@
                 <w:color w:val="FFFFFF"/>
                 <w:sz w:val="28"/>
               </w:rPr>
-              <w:t>480 000 ₽</w:t>
+              <w:t>400 000 ₽</w:t>
             </w:r>
           </w:p>
           <w:p>
@@ -565,7 +565,7 @@
           <w:color w:val="101010"/>
           <w:sz w:val="22"/>
         </w:rPr>
-        <w:t>Георгий, добрый день! Да, такой формат делаем: один сценарий, а в каждом ролике новый герой, новая локация и новое средство. При объёме 80 роликов в месяц цена — 6 000 ₽ за ролик.</w:t>
+        <w:t>Георгий, добрый день! Да, такой формат делаем: один сценарий, а в каждом ролике новый герой, новая локация и новое средство. При объёме 80 роликов в месяц цена — 5 000 ₽ за ролик.</w:t>
       </w:r>
     </w:p>
     <w:p>
@@ -995,7 +995,7 @@
           <w:color w:val="333333"/>
           <w:sz w:val="22"/>
         </w:rPr>
-        <w:t>Шаблон сценария, голоса, свет и монтаж настраиваем один раз. Дальше в каждом ролике меняем только героя, локацию и средство — поэтому ролик стоит 6 000 ₽ вместо 40 000 ₽ за разовый.</w:t>
+        <w:t>Шаблон сценария, голоса, свет и монтаж настраиваем один раз. Дальше в каждом ролике меняем только героя, локацию и средство — поэтому ролик стоит 5 000 ₽ вместо 40 000 ₽ за разовый.</w:t>
       </w:r>
     </w:p>
     <w:p>
@@ -2073,7 +2073,7 @@
                 <w:color w:val="333333"/>
                 <w:sz w:val="21"/>
               </w:rPr>
-              <w:t>6 000 ₽</w:t>
+              <w:t>5 000 ₽</w:t>
             </w:r>
           </w:p>
         </w:tc>
@@ -2112,7 +2112,7 @@
                 <w:color w:val="0E8F7D"/>
                 <w:sz w:val="21"/>
               </w:rPr>
-              <w:t>80 роликов в месяц × 6 000 ₽</w:t>
+              <w:t>80 роликов в месяц × 5 000 ₽</w:t>
             </w:r>
           </w:p>
         </w:tc>
@@ -2146,7 +2146,7 @@
                 <w:color w:val="333333"/>
                 <w:sz w:val="21"/>
               </w:rPr>
-              <w:t>480 000 ₽</w:t>
+              <w:t>400 000 ₽</w:t>
             </w:r>
           </w:p>
         </w:tc>
@@ -2219,7 +2219,7 @@
                 <w:color w:val="333333"/>
                 <w:sz w:val="21"/>
               </w:rPr>
-              <w:t>240 000 ₽</w:t>
+              <w:t>200 000 ₽</w:t>
             </w:r>
           </w:p>
         </w:tc>
@@ -2290,7 +2290,7 @@
                 <w:color w:val="333333"/>
                 <w:sz w:val="21"/>
               </w:rPr>
-              <w:t>240 000 ₽</w:t>
+              <w:t>200 000 ₽</w:t>
             </w:r>
           </w:p>
         </w:tc>
@@ -3039,7 +3039,7 @@
                 <w:color w:val="333333"/>
                 <w:sz w:val="20"/>
               </w:rPr>
-              <w:t>6 000 ₽ за ролик</w:t>
+              <w:t>5 000 ₽ за ролик</w:t>
             </w:r>
           </w:p>
         </w:tc>
